--- a/docs/Propuesta_SCIE_ANECA_CNEAI_v2.docx
+++ b/docs/Propuesta_SCIE_ANECA_CNEAI_v2.docx
@@ -268,14 +268,56 @@
         <w:rPr>
           <w:lang w:val="es-ES"/>
         </w:rPr>
-        <w:t xml:space="preserve">En áreas centrales de la informática —inteligencia artificial, sistemas, arquitectura y tecnología de computadores, redes, seguridad, bases de datos, ingeniería del software—, el congreso selectivo cumple el mismo papel que en otras disciplinas cumple la revista de primer nivel: revisión exigente por pares, selección competitiva, publicación archivada y reconocimiento por parte de toda la comunidad. El dato es difícil de discutir: tres de los diez artículos más citados del siglo XXI en todas las ciencias son artículos de congreso de informática (ResNet, Transformer y AlexNet), y resultados que han cambiado el campo, como BERT, GPT-3, las redes generativas antagónicas o los modelos de difusión, se publicaron en actas de congreso, no en revistas. La literatura especializada (véase [1]) confirma que más de la mitad de los resultados originales de la disciplina se publican en estas actas y que un amplio grupo de ellas alcanza niveles de impacto comparables a los de las mejores revistas de cada una de las áreas. Un análisis de las patentes apunta en la misma dirección: en una muestra de las 200 patentes </w:t>
+        <w:t>En áreas centrales de la informática —inteligencia artificial, sistemas, arquitectura y tecnología de computadores, redes, seguridad, bases de datos, ingeniería del software—, el congreso selectivo cumple el mismo papel que en otras disciplinas cumple la revista de primer nivel: revisión exigente por pares, selección competitiva, publicación archivada y reconocimiento por parte de toda la comunidad. El dato es difícil de discutir: tres de los diez artículos más citados del siglo XXI en todas las ciencias son artículos de congreso de informática (</w:t>
+      </w:r>
+      <w:proofErr w:type="spellStart"/>
+      <w:r>
+        <w:rPr>
+          <w:lang w:val="es-ES"/>
+        </w:rPr>
+        <w:t>ResNet</w:t>
+      </w:r>
+      <w:proofErr w:type="spellEnd"/>
+      <w:r>
+        <w:rPr>
+          <w:lang w:val="es-ES"/>
+        </w:rPr>
+        <w:t xml:space="preserve">, </w:t>
+      </w:r>
+      <w:proofErr w:type="spellStart"/>
+      <w:r>
+        <w:rPr>
+          <w:lang w:val="es-ES"/>
+        </w:rPr>
+        <w:t>Transformer</w:t>
+      </w:r>
+      <w:proofErr w:type="spellEnd"/>
+      <w:r>
+        <w:rPr>
+          <w:lang w:val="es-ES"/>
+        </w:rPr>
+        <w:t xml:space="preserve"> y </w:t>
+      </w:r>
+      <w:proofErr w:type="spellStart"/>
+      <w:r>
+        <w:rPr>
+          <w:lang w:val="es-ES"/>
+        </w:rPr>
+        <w:t>AlexNet</w:t>
+      </w:r>
+      <w:proofErr w:type="spellEnd"/>
+      <w:r>
+        <w:rPr>
+          <w:lang w:val="es-ES"/>
+        </w:rPr>
+        <w:t xml:space="preserve">), y resultados que han cambiado el campo, como BERT, GPT-3, las redes generativas antagónicas o los modelos de difusión, se publicaron en actas de congreso, no en revistas. La literatura especializada (véase [1]) confirma que más de la mitad de los resultados originales de la disciplina se publican en estas actas y que un amplio grupo de ellas alcanza niveles de impacto comparables a los de las mejores revistas de cada una de </w:t>
       </w:r>
       <w:r>
         <w:rPr>
           <w:lang w:val="es-ES"/>
         </w:rPr>
         <w:lastRenderedPageBreak/>
-        <w:t xml:space="preserve">de informática más citadas (prioridad 2020), los congresos concentran el 63,5 % de las citas a la literatura científica, frente al 36,5 % de las revistas [1]. </w:t>
+        <w:t xml:space="preserve">las áreas. Un análisis de las patentes apunta en la misma dirección: en una muestra de las 200 patentes de informática más citadas (prioridad 2020), los congresos concentran el 63,5 % de las citas a la literatura científica, frente al 36,5 % de las revistas [1]. </w:t>
       </w:r>
     </w:p>
     <w:p>
@@ -290,7 +332,49 @@
         <w:rPr>
           <w:lang w:val="es-ES"/>
         </w:rPr>
-        <w:t>Pese a esta evidencia, el sistema español sigue tratando las aportaciones a congresos como extraordinarias y subordinadas a la decisión discrecional de los evaluadores, dando marcha atrás respecto del reconocimiento que establecieron los criterios CNEAI de 2021 y 2022, en los que las publicaciones en congresos bien situados en el índice GII-GRIN-SCIE podían valorarse como de relevancia alta y contar entre las aportaciones principales, igual que los artículos en revistas. Esta posición resulta, además, difícil de conciliar con los propios compromisos de ANECA: la agencia se adhirió a CoARA en 2023 y aprobó un Plan de Acción 2024-2027 que la compromete a reconocer la diversidad de prácticas y resultados de investigación mediante un juicio cualitativo experto. El propio marco vigente del subcampo 6.2 (BOE-A-2025-26118) ya acepta como aportación ordinaria un artículo que no se publica en una revista tradicional, como los de plataformas de resultados de investigación del tipo Open Research Europe; extender el mismo razonamiento a los congresos selectivos no supone ninguna innovación de principio. Y el preámbulo de la propia convocatoria de 2025 recuerda que el Real Decreto 678/2023 contempla la valoración de «aportaciones a congresos» y presenta la convocatoria como continuación de ese proceso de reforma.</w:t>
+        <w:t xml:space="preserve">Pese a esta evidencia, el sistema español sigue tratando las aportaciones a congresos como extraordinarias y subordinadas a la decisión discrecional de los evaluadores, dando marcha atrás respecto del reconocimiento que establecieron los criterios CNEAI de 2021 y 2022, en los que las publicaciones en congresos bien situados en el índice GII-GRIN-SCIE podían valorarse como de relevancia alta y contar entre las aportaciones principales, igual que los artículos en revistas. Esta posición resulta, además, difícil de conciliar con los propios compromisos de ANECA: la agencia se adhirió a </w:t>
+      </w:r>
+      <w:proofErr w:type="spellStart"/>
+      <w:r>
+        <w:rPr>
+          <w:lang w:val="es-ES"/>
+        </w:rPr>
+        <w:t>CoARA</w:t>
+      </w:r>
+      <w:proofErr w:type="spellEnd"/>
+      <w:r>
+        <w:rPr>
+          <w:lang w:val="es-ES"/>
+        </w:rPr>
+        <w:t xml:space="preserve"> en 2023 y aprobó un Plan de Acción 2024-2027 que la compromete a reconocer la diversidad de prácticas y resultados de investigación mediante un juicio cualitativo experto. El propio marco vigente del subcampo 6.2 (BOE-A-2025-26118) ya acepta como aportación ordinaria un artículo que no se publica en una revista tradicional, como los de plataformas de resultados de investigación del tipo Open </w:t>
+      </w:r>
+      <w:proofErr w:type="spellStart"/>
+      <w:r>
+        <w:rPr>
+          <w:lang w:val="es-ES"/>
+        </w:rPr>
+        <w:t>Research</w:t>
+      </w:r>
+      <w:proofErr w:type="spellEnd"/>
+      <w:r>
+        <w:rPr>
+          <w:lang w:val="es-ES"/>
+        </w:rPr>
+        <w:t xml:space="preserve"> </w:t>
+      </w:r>
+      <w:proofErr w:type="spellStart"/>
+      <w:r>
+        <w:rPr>
+          <w:lang w:val="es-ES"/>
+        </w:rPr>
+        <w:t>Europe</w:t>
+      </w:r>
+      <w:proofErr w:type="spellEnd"/>
+      <w:r>
+        <w:rPr>
+          <w:lang w:val="es-ES"/>
+        </w:rPr>
+        <w:t>; extender el mismo razonamiento a los congresos selectivos no supone ninguna innovación de principio. Y el preámbulo de la propia convocatoria de 2025 recuerda que el Real Decreto 678/2023 contempla la valoración de «aportaciones a congresos» y presenta la convocatoria como continuación de ese proceso de reforma.</w:t>
       </w:r>
     </w:p>
     <w:p>
@@ -305,7 +389,133 @@
         <w:rPr>
           <w:lang w:val="es-ES"/>
         </w:rPr>
-        <w:t>Este tratamiento sitúa, además, a España fuera de línea con la práctica internacional: en el Reino Unido (REF), Italia (VQR) y Portugal (FCT), las contribuciones a congresos selectivos de informática son outputs evaluables de primer nivel, no un canal subordinado a la revista, y la guía de la Computing Research Association (CRA) para la contratación y promoción en EE. UU. los describe como el canal principal de publicación, «on par with or preferred to journals» [1]. Esta inconsistencia no es solo una cuestión de prestigio comparado: tiene un efecto directo sobre la capacidad de atraer y retener talento. Un investigador formado en el MIT, el ETH Zúrich o Cambridge, con tres años de publicaciones en ISCA, SIGCOMM, ICSE o NeurIPS, llega a España con un currículo que su comunidad internacional considera excelente y que el sistema de acreditación español puede calificar como insuficiente o incierto [1]. Mantener esta divergencia no es indiferente: penaliza precisamente el perfil internacionalmente competitivo que España necesita atraer.</w:t>
+        <w:t xml:space="preserve">Este tratamiento sitúa, además, a España fuera de línea con la práctica internacional: en el Reino Unido (REF), Italia (VQR) y Portugal (FCT), las contribuciones a congresos selectivos de informática son outputs evaluables de primer nivel, no un canal subordinado a la revista, y la guía de la Computing </w:t>
+      </w:r>
+      <w:proofErr w:type="spellStart"/>
+      <w:r>
+        <w:rPr>
+          <w:lang w:val="es-ES"/>
+        </w:rPr>
+        <w:t>Research</w:t>
+      </w:r>
+      <w:proofErr w:type="spellEnd"/>
+      <w:r>
+        <w:rPr>
+          <w:lang w:val="es-ES"/>
+        </w:rPr>
+        <w:t xml:space="preserve"> </w:t>
+      </w:r>
+      <w:proofErr w:type="spellStart"/>
+      <w:r>
+        <w:rPr>
+          <w:lang w:val="es-ES"/>
+        </w:rPr>
+        <w:t>Association</w:t>
+      </w:r>
+      <w:proofErr w:type="spellEnd"/>
+      <w:r>
+        <w:rPr>
+          <w:lang w:val="es-ES"/>
+        </w:rPr>
+        <w:t xml:space="preserve"> (CRA) para la contratación y promoción en EE. UU. los describe como el canal principal de publicación, «</w:t>
+      </w:r>
+      <w:proofErr w:type="spellStart"/>
+      <w:r>
+        <w:rPr>
+          <w:lang w:val="es-ES"/>
+        </w:rPr>
+        <w:t>on</w:t>
+      </w:r>
+      <w:proofErr w:type="spellEnd"/>
+      <w:r>
+        <w:rPr>
+          <w:lang w:val="es-ES"/>
+        </w:rPr>
+        <w:t xml:space="preserve"> par </w:t>
+      </w:r>
+      <w:proofErr w:type="spellStart"/>
+      <w:r>
+        <w:rPr>
+          <w:lang w:val="es-ES"/>
+        </w:rPr>
+        <w:t>with</w:t>
+      </w:r>
+      <w:proofErr w:type="spellEnd"/>
+      <w:r>
+        <w:rPr>
+          <w:lang w:val="es-ES"/>
+        </w:rPr>
+        <w:t xml:space="preserve"> </w:t>
+      </w:r>
+      <w:proofErr w:type="spellStart"/>
+      <w:r>
+        <w:rPr>
+          <w:lang w:val="es-ES"/>
+        </w:rPr>
+        <w:t>or</w:t>
+      </w:r>
+      <w:proofErr w:type="spellEnd"/>
+      <w:r>
+        <w:rPr>
+          <w:lang w:val="es-ES"/>
+        </w:rPr>
+        <w:t xml:space="preserve"> </w:t>
+      </w:r>
+      <w:proofErr w:type="spellStart"/>
+      <w:r>
+        <w:rPr>
+          <w:lang w:val="es-ES"/>
+        </w:rPr>
+        <w:t>preferred</w:t>
+      </w:r>
+      <w:proofErr w:type="spellEnd"/>
+      <w:r>
+        <w:rPr>
+          <w:lang w:val="es-ES"/>
+        </w:rPr>
+        <w:t xml:space="preserve"> </w:t>
+      </w:r>
+      <w:proofErr w:type="spellStart"/>
+      <w:r>
+        <w:rPr>
+          <w:lang w:val="es-ES"/>
+        </w:rPr>
+        <w:t>to</w:t>
+      </w:r>
+      <w:proofErr w:type="spellEnd"/>
+      <w:r>
+        <w:rPr>
+          <w:lang w:val="es-ES"/>
+        </w:rPr>
+        <w:t xml:space="preserve"> </w:t>
+      </w:r>
+      <w:proofErr w:type="spellStart"/>
+      <w:r>
+        <w:rPr>
+          <w:lang w:val="es-ES"/>
+        </w:rPr>
+        <w:t>journals</w:t>
+      </w:r>
+      <w:proofErr w:type="spellEnd"/>
+      <w:r>
+        <w:rPr>
+          <w:lang w:val="es-ES"/>
+        </w:rPr>
+        <w:t xml:space="preserve">» [1]. Esta inconsistencia no es solo una cuestión de prestigio comparado: tiene un efecto directo sobre la capacidad de atraer y retener talento. Un investigador formado en el MIT, el ETH Zúrich o Cambridge, con tres años de publicaciones en ISCA, SIGCOMM, ICSE o </w:t>
+      </w:r>
+      <w:proofErr w:type="spellStart"/>
+      <w:r>
+        <w:rPr>
+          <w:lang w:val="es-ES"/>
+        </w:rPr>
+        <w:t>NeurIPS</w:t>
+      </w:r>
+      <w:proofErr w:type="spellEnd"/>
+      <w:r>
+        <w:rPr>
+          <w:lang w:val="es-ES"/>
+        </w:rPr>
+        <w:t>, llega a España con un currículo que su comunidad internacional considera excelente y que el sistema de acreditación español puede calificar como insuficiente o incierto [1]. Mantener esta divergencia no es indiferente: penaliza precisamente el perfil internacionalmente competitivo que España necesita atraer.</w:t>
       </w:r>
     </w:p>
     <w:p>
@@ -380,14 +590,14 @@
         <w:rPr>
           <w:lang w:val="es-ES"/>
         </w:rPr>
-        <w:t xml:space="preserve">El propio informe descompone esta caída para identificar su origen: entre el 77 % y el 82 % se debe a que España publica menos, en proporción, dentro de combinaciones concretas de área y nivel donde ya competía —por ejemplo, Inteligencia artificial de nivel A, Sistemas de nivel A o Bases de datos de nivel A*—, y solo entre un 7 % y un 10 % se explica porque hayan crecido más deprisa las áreas donde </w:t>
+        <w:t xml:space="preserve">El propio informe descompone esta caída para identificar su origen: entre el 77 % y el 82 % se debe a que España publica menos, en proporción, dentro de combinaciones concretas de área y nivel donde </w:t>
       </w:r>
       <w:r>
         <w:rPr>
           <w:lang w:val="es-ES"/>
         </w:rPr>
         <w:lastRenderedPageBreak/>
-        <w:t xml:space="preserve">España partía con menos presencia; el resto corresponde a un término de interacción. La pérdida se concentra sobre todo en inteligencia artificial, un área en la que España partía con una cuota superior a su media y en la que no ha crecido al ritmo de sus competidores durante la expansión de la última década. Pero no se limita a ella: entre un tercio y casi la mitad de la pérdida procede de otras áreas, como bases de datos o sistemas.  </w:t>
+        <w:t xml:space="preserve">ya competía —por ejemplo, Inteligencia artificial de nivel A, Sistemas de nivel A o Bases de datos de nivel A*—, y solo entre un 7 % y un 10 % se explica porque hayan crecido más deprisa las áreas donde España partía con menos presencia; el resto corresponde a un término de interacción. La pérdida se concentra sobre todo en inteligencia artificial, un área en la que España partía con una cuota superior a su media y en la que no ha crecido al ritmo de sus competidores durante la expansión de la última década. Pero no se limita a ella: entre un tercio y casi la mitad de la pérdida procede de otras áreas, como bases de datos o sistemas.  </w:t>
       </w:r>
     </w:p>
     <w:p>
@@ -447,7 +657,35 @@
         <w:rPr>
           <w:lang w:val="es-ES"/>
         </w:rPr>
-        <w:t>El diagnóstico bibliométrico disponible mide la presencia por afiliación, no por liderazgo. No existen datos sistemáticos sobre cuántas de las publicaciones españolas en congresos A*/A corresponden a autoría principal o sénior española, cuántas han sido coordinadas por una institución española frente a un papel de socio secundario, ni cuántos investigadores con afiliación española forman parte de comités de programa, steering committees, comités editoriales o de roles de organización en estos congresos. Sería preciso llenar este vacío informativo si pretendemos evaluar y fortalecer el liderazgo científico español, y no solo su presencia.</w:t>
+        <w:t xml:space="preserve">El diagnóstico bibliométrico disponible mide la presencia por afiliación, no por liderazgo. No existen datos sistemáticos sobre cuántas de las publicaciones españolas en congresos A*/A corresponden a autoría principal o sénior española, cuántas han sido coordinadas por una institución española frente a un papel de socio secundario, ni cuántos investigadores con afiliación española forman parte de comités de programa, </w:t>
+      </w:r>
+      <w:proofErr w:type="spellStart"/>
+      <w:r>
+        <w:rPr>
+          <w:lang w:val="es-ES"/>
+        </w:rPr>
+        <w:t>steering</w:t>
+      </w:r>
+      <w:proofErr w:type="spellEnd"/>
+      <w:r>
+        <w:rPr>
+          <w:lang w:val="es-ES"/>
+        </w:rPr>
+        <w:t xml:space="preserve"> </w:t>
+      </w:r>
+      <w:proofErr w:type="spellStart"/>
+      <w:r>
+        <w:rPr>
+          <w:lang w:val="es-ES"/>
+        </w:rPr>
+        <w:t>committees</w:t>
+      </w:r>
+      <w:proofErr w:type="spellEnd"/>
+      <w:r>
+        <w:rPr>
+          <w:lang w:val="es-ES"/>
+        </w:rPr>
+        <w:t>, comités editoriales o de roles de organización en estos congresos. Sería preciso llenar este vacío informativo si pretendemos evaluar y fortalecer el liderazgo científico español, y no solo su presencia.</w:t>
       </w:r>
     </w:p>
     <w:p>
@@ -569,14 +807,14 @@
         <w:rPr>
           <w:lang w:val="es-ES"/>
         </w:rPr>
-        <w:t xml:space="preserve">La reforma evaluativa, por sí sola, cambia los incentivos, pero no las capacidades. Sin financiación para el acceso a estos congresos ni para la atención al talento y a la formación doctoral, la corrección normativa beneficiará sobre todo a los grupos que ya cuentan con recursos suficientes, sin cerrar la brecha real. Este documento se centra en las recomendaciones de evaluación y reconocimiento que son competencia directa de ANECA y CNEAI, incluido el reconocimiento de la gobernanza científica; su plena efectividad depende de que vayan acompañadas </w:t>
+        <w:t xml:space="preserve">La reforma evaluativa, por sí sola, cambia los incentivos, pero no las capacidades. Sin financiación para el acceso a estos congresos ni para la atención al talento y a la </w:t>
       </w:r>
       <w:r>
         <w:rPr>
           <w:lang w:val="es-ES"/>
         </w:rPr>
         <w:lastRenderedPageBreak/>
-        <w:t>de medidas de financiación y formación que exceden este ámbito y corresponden a AEI, MICIU y las comunidades autónomas.</w:t>
+        <w:t>formación doctoral, la corrección normativa beneficiará sobre todo a los grupos que ya cuentan con recursos suficientes, sin cerrar la brecha real. Este documento se centra en las recomendaciones de evaluación y reconocimiento que son competencia directa de ANECA y CNEAI, incluido el reconocimiento de la gobernanza científica; su plena efectividad depende de que vayan acompañadas de medidas de financiación y formación que exceden este ámbito y corresponden a AEI, MICIU y las comunidades autónomas.</w:t>
       </w:r>
     </w:p>
     <w:p>
@@ -671,8 +909,20 @@
                 <w:sz w:val="16"/>
                 <w:szCs w:val="18"/>
               </w:rPr>
-              <w:t>Tipo de congreso</w:t>
+              <w:t xml:space="preserve">Tipo de </w:t>
             </w:r>
+            <w:proofErr w:type="spellStart"/>
+            <w:r>
+              <w:rPr>
+                <w:b/>
+                <w:bCs/>
+                <w:color w:val="FFFFFF"/>
+                <w:sz w:val="16"/>
+                <w:szCs w:val="18"/>
+              </w:rPr>
+              <w:t>congreso</w:t>
+            </w:r>
+            <w:proofErr w:type="spellEnd"/>
           </w:p>
         </w:tc>
         <w:tc>
@@ -687,6 +937,7 @@
             </w:tcMar>
           </w:tcPr>
           <w:p>
+            <w:proofErr w:type="spellStart"/>
             <w:r>
               <w:rPr>
                 <w:b/>
@@ -695,8 +946,31 @@
                 <w:sz w:val="16"/>
                 <w:szCs w:val="18"/>
               </w:rPr>
-              <w:t>Equivalencia funcional</w:t>
+              <w:t>Equivalencia</w:t>
             </w:r>
+            <w:proofErr w:type="spellEnd"/>
+            <w:r>
+              <w:rPr>
+                <w:b/>
+                <w:bCs/>
+                <w:color w:val="FFFFFF"/>
+                <w:sz w:val="16"/>
+                <w:szCs w:val="18"/>
+              </w:rPr>
+              <w:t xml:space="preserve"> </w:t>
+            </w:r>
+            <w:proofErr w:type="spellStart"/>
+            <w:r>
+              <w:rPr>
+                <w:b/>
+                <w:bCs/>
+                <w:color w:val="FFFFFF"/>
+                <w:sz w:val="16"/>
+                <w:szCs w:val="18"/>
+              </w:rPr>
+              <w:t>funcional</w:t>
+            </w:r>
+            <w:proofErr w:type="spellEnd"/>
           </w:p>
         </w:tc>
         <w:tc>
@@ -711,6 +985,7 @@
             </w:tcMar>
           </w:tcPr>
           <w:p>
+            <w:proofErr w:type="spellStart"/>
             <w:r>
               <w:rPr>
                 <w:b/>
@@ -721,6 +996,7 @@
               </w:rPr>
               <w:t>Condición</w:t>
             </w:r>
+            <w:proofErr w:type="spellEnd"/>
           </w:p>
         </w:tc>
       </w:tr>
@@ -771,12 +1047,21 @@
             </w:tcMar>
           </w:tcPr>
           <w:p>
+            <w:proofErr w:type="spellStart"/>
             <w:r>
               <w:rPr>
                 <w:sz w:val="16"/>
                 <w:szCs w:val="18"/>
               </w:rPr>
-              <w:t>Revista Q1</w:t>
+              <w:t>Revista</w:t>
+            </w:r>
+            <w:proofErr w:type="spellEnd"/>
+            <w:r>
+              <w:rPr>
+                <w:sz w:val="16"/>
+                <w:szCs w:val="18"/>
+              </w:rPr>
+              <w:t xml:space="preserve"> Q1</w:t>
             </w:r>
           </w:p>
         </w:tc>
@@ -1029,7 +1314,23 @@
                 <w:sz w:val="16"/>
                 <w:szCs w:val="18"/>
               </w:rPr>
-              <w:t>No clasificado o inferior</w:t>
+              <w:t xml:space="preserve">No </w:t>
+            </w:r>
+            <w:proofErr w:type="spellStart"/>
+            <w:r>
+              <w:rPr>
+                <w:sz w:val="16"/>
+                <w:szCs w:val="18"/>
+              </w:rPr>
+              <w:t>clasificado</w:t>
+            </w:r>
+            <w:proofErr w:type="spellEnd"/>
+            <w:r>
+              <w:rPr>
+                <w:sz w:val="16"/>
+                <w:szCs w:val="18"/>
+              </w:rPr>
+              <w:t xml:space="preserve"> o inferior</w:t>
             </w:r>
           </w:p>
         </w:tc>
@@ -1082,13 +1383,31 @@
             </w:tcMar>
           </w:tcPr>
           <w:p>
+            <w:proofErr w:type="spellStart"/>
             <w:r>
               <w:rPr>
                 <w:sz w:val="16"/>
                 <w:szCs w:val="18"/>
               </w:rPr>
-              <w:t>Justificación completa</w:t>
+              <w:t>Justificación</w:t>
             </w:r>
+            <w:proofErr w:type="spellEnd"/>
+            <w:r>
+              <w:rPr>
+                <w:sz w:val="16"/>
+                <w:szCs w:val="18"/>
+              </w:rPr>
+              <w:t xml:space="preserve"> </w:t>
+            </w:r>
+            <w:proofErr w:type="spellStart"/>
+            <w:r>
+              <w:rPr>
+                <w:sz w:val="16"/>
+                <w:szCs w:val="18"/>
+              </w:rPr>
+              <w:t>completa</w:t>
+            </w:r>
+            <w:proofErr w:type="spellEnd"/>
           </w:p>
         </w:tc>
       </w:tr>
@@ -1115,7 +1434,63 @@
         <w:rPr>
           <w:lang w:val="es-ES"/>
         </w:rPr>
-        <w:t>Esta propuesta no abre la puerta a reconocer cualquier congreso sin criterio. Quedan excluidos de este reconocimiento, salvo justificación excepcional documentada, los workshops satélite, posters, demostraciones, resúmenes extendidos, companion proceedings e invited talks sin artículo completo revisado por pares. Para publicaciones entre 2015 y 2023, podrá utilizarse GGS (https://www.scie.es/actividades/clasificacion-de-congresos-ggs/) como clasificación histórica de referencia, indicando la versión y la fecha de consulta; para publicaciones desde 2024, se utilizará ICORE/CORE.</w:t>
+        <w:t xml:space="preserve">Esta propuesta no abre la puerta a reconocer cualquier congreso sin criterio. Quedan excluidos de este reconocimiento, salvo justificación excepcional documentada, los workshops satélite, posters, demostraciones, resúmenes extendidos, </w:t>
+      </w:r>
+      <w:proofErr w:type="spellStart"/>
+      <w:r>
+        <w:rPr>
+          <w:lang w:val="es-ES"/>
+        </w:rPr>
+        <w:t>companion</w:t>
+      </w:r>
+      <w:proofErr w:type="spellEnd"/>
+      <w:r>
+        <w:rPr>
+          <w:lang w:val="es-ES"/>
+        </w:rPr>
+        <w:t xml:space="preserve"> </w:t>
+      </w:r>
+      <w:proofErr w:type="spellStart"/>
+      <w:r>
+        <w:rPr>
+          <w:lang w:val="es-ES"/>
+        </w:rPr>
+        <w:t>proceedings</w:t>
+      </w:r>
+      <w:proofErr w:type="spellEnd"/>
+      <w:r>
+        <w:rPr>
+          <w:lang w:val="es-ES"/>
+        </w:rPr>
+        <w:t xml:space="preserve"> e </w:t>
+      </w:r>
+      <w:proofErr w:type="spellStart"/>
+      <w:r>
+        <w:rPr>
+          <w:lang w:val="es-ES"/>
+        </w:rPr>
+        <w:t>invited</w:t>
+      </w:r>
+      <w:proofErr w:type="spellEnd"/>
+      <w:r>
+        <w:rPr>
+          <w:lang w:val="es-ES"/>
+        </w:rPr>
+        <w:t xml:space="preserve"> </w:t>
+      </w:r>
+      <w:proofErr w:type="spellStart"/>
+      <w:r>
+        <w:rPr>
+          <w:lang w:val="es-ES"/>
+        </w:rPr>
+        <w:t>talks</w:t>
+      </w:r>
+      <w:proofErr w:type="spellEnd"/>
+      <w:r>
+        <w:rPr>
+          <w:lang w:val="es-ES"/>
+        </w:rPr>
+        <w:t xml:space="preserve"> sin artículo completo revisado por pares. Para publicaciones entre 2015 y 2023, podrá utilizarse GGS (https://www.scie.es/actividades/clasificacion-de-congresos-ggs/) como clasificación histórica de referencia, indicando la versión y la fecha de consulta; para publicaciones desde 2024, se utilizará ICORE/CORE.</w:t>
       </w:r>
     </w:p>
     <w:p>
@@ -1147,7 +1522,35 @@
         <w:rPr>
           <w:lang w:val="es-ES"/>
         </w:rPr>
-        <w:t>En el subcampo de informática, atendiendo a las prácticas internacionales de comunicación científica de la disciplina, se considerarán aportaciones ordinarias las publicaciones completas en congresos internacionales selectivos revisados por pares, especialmente aquellos clasificados como A* o A en ICORE o en la clasificación de referencia recomendada por la SCIE para el período correspondiente. Las publicaciones en congresos ICORE A* se considerarán, con carácter general, aportaciones ordinarias preferentes, equiparables funcionalmente a publicaciones en revistas Q1, siempre que el solicitante aporte una narrativa razonada de la contribución, del papel del congreso en el área y de los indicios de impacto científico, tecnológico o social. Las publicaciones en congresos ICORE A podrán considerarse aportaciones ordinarias de alto nivel, equiparables funcionalmente a revistas Q1/Q2, atendiendo a la selectividad, la reputación, el impacto y la posición del congreso en la subárea. Las publicaciones en congresos ICORE B podrán considerarse aportaciones ordinarias, con valoración contextual, especialmente cuando la contribución haya tenido un impacto contrastable o corresponda a una subárea en la que el congreso sea un foro reconocido. Las publicaciones en el resto de congresos se considerarán aportaciones extraordinarias, hasta un máximo de dos, y requerirán, para su valoración, una justificación específica de la revisión por pares y evidencias de selectividad, indexación, reputación e impacto. Este tratamiento se aplicará sin perjuicio de la evaluación cualitativa de cada aportación y del uso responsable de indicadores cuantitativos, en coherencia con los principios de CoARA, DORA y el Plan de Acción CoARA 2024–2027 de ANECA.</w:t>
+        <w:t xml:space="preserve">En el subcampo de informática, atendiendo a las prácticas internacionales de comunicación científica de la disciplina, se considerarán aportaciones ordinarias las publicaciones completas en congresos internacionales selectivos revisados por pares, especialmente aquellos clasificados como A* o A en ICORE o en la clasificación de referencia recomendada por la SCIE para el período correspondiente. Las publicaciones en congresos ICORE A* se considerarán, con carácter general, aportaciones ordinarias preferentes, equiparables funcionalmente a publicaciones en revistas Q1, siempre que el solicitante aporte una narrativa razonada de la contribución, del papel del congreso en el área y de los indicios de impacto científico, tecnológico o social. Las publicaciones en congresos ICORE A podrán considerarse aportaciones ordinarias de alto nivel, equiparables funcionalmente a revistas Q1/Q2, atendiendo a la selectividad, la reputación, el impacto y la posición del congreso en la subárea. Las publicaciones en congresos ICORE B podrán considerarse aportaciones ordinarias, con valoración contextual, especialmente cuando la contribución haya tenido un impacto contrastable o corresponda a una subárea en la que el congreso sea un foro reconocido. Las publicaciones en el resto de congresos se considerarán aportaciones extraordinarias, hasta un máximo de dos, y requerirán, para su valoración, una justificación específica de la revisión por pares y evidencias de selectividad, indexación, reputación e impacto. Este tratamiento se aplicará sin perjuicio de la evaluación cualitativa de cada aportación y del uso responsable de indicadores cuantitativos, en coherencia con los principios de </w:t>
+      </w:r>
+      <w:proofErr w:type="spellStart"/>
+      <w:r>
+        <w:rPr>
+          <w:lang w:val="es-ES"/>
+        </w:rPr>
+        <w:t>CoARA</w:t>
+      </w:r>
+      <w:proofErr w:type="spellEnd"/>
+      <w:r>
+        <w:rPr>
+          <w:lang w:val="es-ES"/>
+        </w:rPr>
+        <w:t xml:space="preserve">, DORA y el Plan de Acción </w:t>
+      </w:r>
+      <w:proofErr w:type="spellStart"/>
+      <w:r>
+        <w:rPr>
+          <w:lang w:val="es-ES"/>
+        </w:rPr>
+        <w:t>CoARA</w:t>
+      </w:r>
+      <w:proofErr w:type="spellEnd"/>
+      <w:r>
+        <w:rPr>
+          <w:lang w:val="es-ES"/>
+        </w:rPr>
+        <w:t xml:space="preserve"> 2024–2027 de ANECA.</w:t>
       </w:r>
     </w:p>
     <w:p>
@@ -1177,7 +1580,14 @@
         <w:rPr>
           <w:lang w:val="es-ES"/>
         </w:rPr>
-        <w:t>Los criterios de ANECA y CNEAI condicionan al resto del sistema —comisiones de selección y contratación, agencias autonómicas, escuelas de doctorado—, por lo que la reforma debe comunicarse como lo que realmente es: una medida de alcance general para toda la carrera investigadora en informática, no un ajuste menor de una convocatoria concreta. En esta línea, ANECA debería emitir una nota de orientación dirigida a las agencias autonómicas de evaluación, universidades, centros e institutos de investigación, de modo que la heterogeneidad territorial no genere desigualdad entre investigadores según su comunidad de adscripción.</w:t>
+        <w:t xml:space="preserve">Los criterios de ANECA y CNEAI condicionan al resto del sistema —comisiones de selección y contratación, agencias autonómicas, escuelas de doctorado—, por lo que la reforma debe comunicarse como lo que realmente es: una medida de alcance general para toda la carrera investigadora en informática, no un ajuste menor de una convocatoria concreta. En esta línea, ANECA debería emitir una nota de orientación dirigida a las agencias autonómicas de evaluación, universidades, centros e </w:t>
+      </w:r>
+      <w:r>
+        <w:rPr>
+          <w:lang w:val="es-ES"/>
+        </w:rPr>
+        <w:lastRenderedPageBreak/>
+        <w:t>institutos de investigación, de modo que la heterogeneidad territorial no genere desigualdad entre investigadores según su comunidad de adscripción.</w:t>
       </w:r>
     </w:p>
     <w:p>
@@ -1192,14 +1602,7 @@
         <w:rPr>
           <w:lang w:val="es-ES"/>
         </w:rPr>
-        <w:t xml:space="preserve">La coherencia debe darse también dentro del propio Ministerio: resulta difícil justificar que la Agencia Estatal de Investigación evalúe proyectos siguiendo los principios de DORA, sin discriminar por el </w:t>
-      </w:r>
-      <w:r>
-        <w:rPr>
-          <w:lang w:val="es-ES"/>
-        </w:rPr>
-        <w:lastRenderedPageBreak/>
-        <w:t>formato editorial, mientras que CNEAI y ANECA evalúan trayectorias individuales con un criterio distinto. Es la misma administración aplicando dos varas de medir a la misma disciplina; corregir esa contradicción no exige ninguna concesión especial a la informática, exige simplemente coherencia interna.</w:t>
+        <w:t>La coherencia debe darse también dentro del propio Ministerio: resulta difícil justificar que la Agencia Estatal de Investigación evalúe proyectos siguiendo los principios de DORA, sin discriminar por el formato editorial, mientras que CNEAI y ANECA evalúan trayectorias individuales con un criterio distinto. Es la misma administración aplicando dos varas de medir a la misma disciplina; corregir esa contradicción no exige ninguna concesión especial a la informática, exige simplemente coherencia interna.</w:t>
       </w:r>
     </w:p>
     <w:p>
@@ -1259,7 +1662,35 @@
         <w:rPr>
           <w:lang w:val="es-ES"/>
         </w:rPr>
-        <w:t>En los criterios de acreditación, ANECA debe reconocer explícitamente como mérito evaluable la participación de investigadores españoles en comités de programa, steering committees, comités editoriales y en roles de organización de los congresos ICORE A*/A, en pie de igualdad con otras responsabilidades de gestión y liderazgo científico ya reconocidas en otros campos de evaluación. El encaje natural de esta medida es la acreditación, que valora la trayectoria; los sexenios evalúan aportaciones concretas y, en ellos, este tipo de participación solo puede aparecer como indicio del reconocimiento de la persona en su comunidad. Este reconocimiento no requiere financiación adicional ni la intervención de otros actores: basta con incorporarlo a los criterios de valoración de la actividad investigadora en la acreditación, de modo que dirigir, coordinar u organizar se reconozca con el mismo peso que publicar.</w:t>
+        <w:t xml:space="preserve">En los criterios de acreditación, ANECA debe reconocer explícitamente como mérito evaluable la participación de investigadores españoles en comités de programa, </w:t>
+      </w:r>
+      <w:proofErr w:type="spellStart"/>
+      <w:r>
+        <w:rPr>
+          <w:lang w:val="es-ES"/>
+        </w:rPr>
+        <w:t>steering</w:t>
+      </w:r>
+      <w:proofErr w:type="spellEnd"/>
+      <w:r>
+        <w:rPr>
+          <w:lang w:val="es-ES"/>
+        </w:rPr>
+        <w:t xml:space="preserve"> </w:t>
+      </w:r>
+      <w:proofErr w:type="spellStart"/>
+      <w:r>
+        <w:rPr>
+          <w:lang w:val="es-ES"/>
+        </w:rPr>
+        <w:t>committees</w:t>
+      </w:r>
+      <w:proofErr w:type="spellEnd"/>
+      <w:r>
+        <w:rPr>
+          <w:lang w:val="es-ES"/>
+        </w:rPr>
+        <w:t>, comités editoriales y en roles de organización de los congresos ICORE A*/A, en pie de igualdad con otras responsabilidades de gestión y liderazgo científico ya reconocidas en otros campos de evaluación. El encaje natural de esta medida es la acreditación, que valora la trayectoria; los sexenios evalúan aportaciones concretas y, en ellos, este tipo de participación solo puede aparecer como indicio del reconocimiento de la persona en su comunidad. Este reconocimiento no requiere financiación adicional ni la intervención de otros actores: basta con incorporarlo a los criterios de valoración de la actividad investigadora en la acreditación, de modo que dirigir, coordinar u organizar se reconozca con el mismo peso que publicar.</w:t>
       </w:r>
     </w:p>
     <w:p>
@@ -1401,7 +1832,35 @@
         <w:rPr>
           <w:lang w:val="es-ES"/>
         </w:rPr>
-        <w:t>Reconocer, en los criterios de acreditación, la participación en comités de programa, steering committees y roles editoriales de los congresos ICORE A*/A como mérito de liderazgo (recomendación R4).</w:t>
+        <w:t xml:space="preserve">Reconocer, en los criterios de acreditación, la participación en comités de programa, </w:t>
+      </w:r>
+      <w:proofErr w:type="spellStart"/>
+      <w:r>
+        <w:rPr>
+          <w:lang w:val="es-ES"/>
+        </w:rPr>
+        <w:t>steering</w:t>
+      </w:r>
+      <w:proofErr w:type="spellEnd"/>
+      <w:r>
+        <w:rPr>
+          <w:lang w:val="es-ES"/>
+        </w:rPr>
+        <w:t xml:space="preserve"> </w:t>
+      </w:r>
+      <w:proofErr w:type="spellStart"/>
+      <w:r>
+        <w:rPr>
+          <w:lang w:val="es-ES"/>
+        </w:rPr>
+        <w:t>committees</w:t>
+      </w:r>
+      <w:proofErr w:type="spellEnd"/>
+      <w:r>
+        <w:rPr>
+          <w:lang w:val="es-ES"/>
+        </w:rPr>
+        <w:t xml:space="preserve"> y roles editoriales de los congresos ICORE A*/A como mérito de liderazgo (recomendación R4).</w:t>
       </w:r>
     </w:p>
     <w:p>
@@ -1410,7 +1869,23 @@
         <w:spacing w:before="120" w:after="60"/>
       </w:pPr>
       <w:r>
-        <w:t>Fase 2 — Medio plazo (1-2 años)</w:t>
+        <w:t xml:space="preserve">Fase 2 — Medio </w:t>
+      </w:r>
+      <w:proofErr w:type="spellStart"/>
+      <w:r>
+        <w:t>plazo</w:t>
+      </w:r>
+      <w:proofErr w:type="spellEnd"/>
+      <w:r>
+        <w:t xml:space="preserve"> (1-2 </w:t>
+      </w:r>
+      <w:proofErr w:type="spellStart"/>
+      <w:r>
+        <w:t>años</w:t>
+      </w:r>
+      <w:proofErr w:type="spellEnd"/>
+      <w:r>
+        <w:t>)</w:t>
       </w:r>
     </w:p>
     <w:p>
@@ -1449,7 +1924,22 @@
         <w:rPr>
           <w:lang w:val="es-ES"/>
         </w:rPr>
-        <w:t>Trasladar a la Secretaría de Estado de Universidades y a la Agencia Estatal de Investigación la propuesta de coherencia interagencial y emitir la nota de orientación a las agencias autonómicas y universidades (recomendación R2).</w:t>
+        <w:lastRenderedPageBreak/>
+        <w:t xml:space="preserve">Trasladar a la Secretaría de Estado de Universidades y a la Agencia Estatal de Investigación la propuesta de coherencia </w:t>
+      </w:r>
+      <w:proofErr w:type="spellStart"/>
+      <w:r>
+        <w:rPr>
+          <w:lang w:val="es-ES"/>
+        </w:rPr>
+        <w:t>interagencial</w:t>
+      </w:r>
+      <w:proofErr w:type="spellEnd"/>
+      <w:r>
+        <w:rPr>
+          <w:lang w:val="es-ES"/>
+        </w:rPr>
+        <w:t xml:space="preserve"> y emitir la nota de orientación a las agencias autonómicas y universidades (recomendación R2).</w:t>
       </w:r>
     </w:p>
     <w:p>
@@ -1458,7 +1948,23 @@
         <w:spacing w:before="120" w:after="60"/>
       </w:pPr>
       <w:r>
-        <w:t>Fase 3 — Largo plazo (3-5 años)</w:t>
+        <w:t xml:space="preserve">Fase 3 — Largo </w:t>
+      </w:r>
+      <w:proofErr w:type="spellStart"/>
+      <w:r>
+        <w:t>plazo</w:t>
+      </w:r>
+      <w:proofErr w:type="spellEnd"/>
+      <w:r>
+        <w:t xml:space="preserve"> (3-5 </w:t>
+      </w:r>
+      <w:proofErr w:type="spellStart"/>
+      <w:r>
+        <w:t>años</w:t>
+      </w:r>
+      <w:proofErr w:type="spellEnd"/>
+      <w:r>
+        <w:t>)</w:t>
       </w:r>
     </w:p>
     <w:p>
@@ -1477,7 +1983,6 @@
         <w:rPr>
           <w:lang w:val="es-ES"/>
         </w:rPr>
-        <w:lastRenderedPageBreak/>
         <w:t>Comprobar, con los datos del seguimiento periódico, si la reforma ha logrado recuperar la cuota relativa española, prestando especial atención al nivel A* y a las áreas con mayor caída.</w:t>
       </w:r>
     </w:p>
@@ -1517,7 +2022,21 @@
         <w:rPr>
           <w:lang w:val="es-ES"/>
         </w:rPr>
-        <w:t>Trasladar a AEI, MICIU y comunidades autónomas la conveniencia de acompañar esta reforma evaluativa con medidas de financiación para el acceso a congresos, la formación doctoral y instrumentos específicos orientados al liderazgo, conforme al principio de coherencia sistémica (P4), cuyo desarrollo concreto excede el ámbito de ANECA y CNEAI y corresponde a dichos organismos.</w:t>
+        <w:t xml:space="preserve">Trasladar a AEI, MICIU y comunidades autónomas la conveniencia de acompañar esta reforma evaluativa con medidas de financiación para el acceso a congresos, la formación doctoral </w:t>
+      </w:r>
+      <w:proofErr w:type="spellStart"/>
+      <w:r>
+        <w:rPr>
+          <w:lang w:val="es-ES"/>
+        </w:rPr>
+        <w:t>y</w:t>
+      </w:r>
+      <w:proofErr w:type="spellEnd"/>
+      <w:r>
+        <w:rPr>
+          <w:lang w:val="es-ES"/>
+        </w:rPr>
+        <w:t xml:space="preserve"> instrumentos específicos orientados al liderazgo, conforme al principio de coherencia sistémica (P4), cuyo desarrollo concreto excede el ámbito de ANECA y CNEAI y corresponde a dichos organismos.</w:t>
       </w:r>
     </w:p>
     <w:p>
@@ -1547,7 +2066,21 @@
         <w:rPr>
           <w:lang w:val="es-ES"/>
         </w:rPr>
-        <w:t>La SCIE no plantea esta propuesta como un privilegio para la informática, sino como la corrección de un error de diseño que lleva años produciendo un resultado previsible: investigadores que eligen el canal de publicación administrativamente rentable en lugar del científicamente correcto. Esa corrección es coherente con la práctica real de la disciplina, sobre todo en entornos internacionales, con los compromisos que la propia ANECA asumió al adherirse a CoARA y con un precedente normativo explícito y reciente: los criterios de 2021 y 2022, que ya permitían valorar estos congresos como las revistas. El diagnóstico bibliométrico no establece una relación causal, pero muestra que España no ha acompañado el crecimiento europeo en los foros de referencia de la disciplina, que son precisamente los que esta reforma propone reconocer. La reforma evaluativa es el primer paso y el de mayor impacto inmediato sobre los incentivos del sistema; acompañada de las medidas de financiación y formación que corresponden a otros actores, puede ser también el punto de partida de una recuperación sostenida.</w:t>
+        <w:t xml:space="preserve">La SCIE no plantea esta propuesta como un privilegio para la informática, sino como la corrección de un error de diseño que lleva años produciendo un resultado previsible: investigadores que eligen el canal de publicación administrativamente rentable en lugar del científicamente correcto. Esa corrección es coherente con la práctica real de la disciplina, sobre todo en entornos internacionales, con los compromisos que la propia ANECA asumió al adherirse a </w:t>
+      </w:r>
+      <w:proofErr w:type="spellStart"/>
+      <w:r>
+        <w:rPr>
+          <w:lang w:val="es-ES"/>
+        </w:rPr>
+        <w:t>CoARA</w:t>
+      </w:r>
+      <w:proofErr w:type="spellEnd"/>
+      <w:r>
+        <w:rPr>
+          <w:lang w:val="es-ES"/>
+        </w:rPr>
+        <w:t xml:space="preserve"> y con un precedente normativo explícito y reciente: los criterios de 2021 y 2022, que ya permitían valorar estos congresos como las revistas. El diagnóstico bibliométrico no establece una relación causal, pero muestra que España no ha acompañado el crecimiento europeo en los foros de referencia de la disciplina, que son precisamente los que esta reforma propone reconocer. La reforma evaluativa es el primer paso y el de mayor impacto inmediato sobre los incentivos del sistema; acompañada de las medidas de financiación y formación que corresponden a otros actores, puede ser también el punto de partida de una recuperación sostenida.</w:t>
       </w:r>
     </w:p>
     <w:p>
@@ -1606,11 +2139,13 @@
         <w:r>
           <w:rPr>
             <w:rStyle w:val="Hipervnculo"/>
-            <w:lang w:val="es-ES"/>
           </w:rPr>
-          <w:t>https://tinyurl.com/EvaluacionCongresosInf</w:t>
+          <w:t>https://sl1nk.com/congresosinformatica</w:t>
         </w:r>
       </w:hyperlink>
+      <w:r>
+        <w:t xml:space="preserve"> </w:t>
+      </w:r>
       <w:r>
         <w:rPr>
           <w:lang w:val="es-ES"/>
@@ -1666,9 +2201,15 @@
             <w:rStyle w:val="Hipervnculo"/>
             <w:lang w:val="es-ES"/>
           </w:rPr>
-          <w:t>https://tinyurl.com/InformePublicaciones</w:t>
+          <w:t>https://sl1nk.com/informebibliometrico</w:t>
         </w:r>
       </w:hyperlink>
+      <w:r>
+        <w:rPr>
+          <w:lang w:val="es-ES"/>
+        </w:rPr>
+        <w:t xml:space="preserve"> </w:t>
+      </w:r>
       <w:r>
         <w:rPr>
           <w:lang w:val="es-ES"/>
@@ -1680,7 +2221,7 @@
       <w:headerReference w:type="default" r:id="rId10"/>
       <w:footerReference w:type="default" r:id="rId11"/>
       <w:pgSz w:w="11906" w:h="16838"/>
-      <w:pgMar w:top="1276" w:right="1440" w:bottom="1134" w:left="1440" w:header="708" w:footer="708" w:gutter="0"/>
+      <w:pgMar w:top="1418" w:right="1440" w:bottom="1276" w:left="1440" w:header="708" w:footer="708" w:gutter="0"/>
       <w:cols w:space="720"/>
       <w:docGrid w:linePitch="360"/>
     </w:sectPr>
